--- a/paper/reference.docx
+++ b/paper/reference.docx
@@ -314,6 +314,8 @@
       </w:r>
     </w:p>
     <w:sectPr>
+      <w:pgSz w:w="12240" w:h="15840" w:orient="portrait"/>
+      <w:pgMar w:top="1440" w:right="1440" w:bottom="1440" w:left="1440" w:header="720" w:footer="720" w:gutter="0"/>
       <w:footnotePr>
         <w:numRestart w:val="eachSect"/>
       </w:footnotePr>
